--- a/career/Zain-Dana-Harper-Resume-Support-Developer-Operations-QA.docx
+++ b/career/Zain-Dana-Harper-Resume-Support-Developer-Operations-QA.docx
@@ -247,7 +247,7 @@
         <w:spacing w:before="0" w:after="30" w:line="240" w:lineRule="auto"/>
       </w:pPr>
       <w:r>
-        <w:t>Flywheel: primary-platform; public route flywheel.html</w:t>
+        <w:t>Flywheel v1.0.1: primary-platform; public route flywheel.html</w:t>
       </w:r>
     </w:p>
     <w:p>

--- a/career/Zain-Dana-Harper-Resume-Support-Developer-Operations-QA.docx
+++ b/career/Zain-Dana-Harper-Resume-Support-Developer-Operations-QA.docx
@@ -5,24 +5,10 @@
     <w:p>
       <w:pPr>
         <w:pStyle w:val="Title"/>
-        <w:spacing w:before="0" w:after="30" w:line="240" w:lineRule="auto"/>
-      </w:pPr>
-      <w:r>
-        <w:t>Zain Dana Harper - Technical Support, Developer Operations, and Quality Assurance</w:t>
-      </w:r>
-    </w:p>
-    <w:p>
-      <w:pPr>
-        <w:pStyle w:val="Heading2"/>
-        <w:spacing w:before="0" w:after="30" w:line="240" w:lineRule="auto"/>
-      </w:pPr>
-      <w:r>
-        <w:t>Contact</w:t>
-      </w:r>
-    </w:p>
-    <w:p>
-      <w:pPr>
-        <w:spacing w:before="0" w:after="30" w:line="240" w:lineRule="auto"/>
+        <w:keepNext/>
+        <w:keepLines/>
+        <w:widowControl/>
+        <w:spacing w:before="0" w:after="100" w:line="460" w:lineRule="exact"/>
       </w:pPr>
       <w:r>
         <w:t>Zain Dana Harper</w:t>
@@ -30,246 +16,314 @@
     </w:p>
     <w:p>
       <w:pPr>
-        <w:spacing w:before="0" w:after="30" w:line="240" w:lineRule="auto"/>
+        <w:keepNext/>
+        <w:keepLines/>
+        <w:widowControl/>
+        <w:spacing w:before="0" w:after="40" w:line="240" w:lineRule="exact"/>
       </w:pPr>
       <w:r>
-        <w:t>Seattle, Washington | zaindharper@gmail.com</w:t>
+        <w:rPr>
+          <w:sz w:val="21"/>
+        </w:rPr>
+        <w:t>Seattle, Washington | zaindharper@gmail.com | harperz9.github.io</w:t>
       </w:r>
     </w:p>
     <w:p>
       <w:pPr>
-        <w:spacing w:before="0" w:after="30" w:line="240" w:lineRule="auto"/>
+        <w:keepNext/>
+        <w:keepLines/>
+        <w:widowControl/>
+        <w:spacing w:before="0" w:after="40" w:line="240" w:lineRule="exact"/>
       </w:pPr>
       <w:r>
-        <w:t>https://www.linkedin.com/in/zaindanaharper/</w:t>
+        <w:rPr>
+          <w:sz w:val="21"/>
+        </w:rPr>
+        <w:t>linkedin.com/in/zaindanaharper | github.com/HarperZ9</w:t>
       </w:r>
     </w:p>
     <w:p>
       <w:pPr>
-        <w:spacing w:before="0" w:after="30" w:line="240" w:lineRule="auto"/>
+        <w:pStyle w:val="Subtitle"/>
+        <w:keepNext/>
+        <w:keepLines/>
+        <w:widowControl/>
+        <w:spacing w:before="80" w:after="60" w:line="264" w:lineRule="exact"/>
       </w:pPr>
       <w:r>
-        <w:t>https://github.com/HarperZ9</w:t>
+        <w:t>Technical Support | Developer Operations | Quality Assurance</w:t>
       </w:r>
     </w:p>
     <w:p>
       <w:pPr>
-        <w:spacing w:before="0" w:after="30" w:line="240" w:lineRule="auto"/>
+        <w:pStyle w:val="Heading1"/>
+        <w:keepNext/>
+        <w:keepLines/>
+        <w:widowControl/>
+        <w:spacing w:before="120" w:after="60" w:line="280" w:lineRule="exact"/>
       </w:pPr>
       <w:r>
-        <w:t>https://harperz9.github.io</w:t>
+        <w:t>Professional Summary</w:t>
+      </w:r>
+    </w:p>
+    <w:p>
+      <w:pPr>
+        <w:keepNext w:val="0"/>
+        <w:keepLines/>
+        <w:widowControl/>
+        <w:spacing w:before="0" w:after="60" w:line="252" w:lineRule="exact"/>
+      </w:pPr>
+      <w:r>
+        <w:t>Systems engineer who turns reported failures into reproducible tests, usable fixes, and clear customer guidance. Combines independently shipped software and accepted upstream contributions with Xbox networking support and eleven years of client-facing field operations.</w:t>
+      </w:r>
+    </w:p>
+    <w:p>
+      <w:pPr>
+        <w:pStyle w:val="Heading1"/>
+        <w:keepNext/>
+        <w:keepLines/>
+        <w:widowControl/>
+        <w:spacing w:before="120" w:after="60" w:line="280" w:lineRule="exact"/>
+      </w:pPr>
+      <w:r>
+        <w:t>Technical Skills</w:t>
+      </w:r>
+    </w:p>
+    <w:p>
+      <w:pPr>
+        <w:keepNext w:val="0"/>
+        <w:keepLines/>
+        <w:widowControl/>
+        <w:spacing w:before="0" w:after="60" w:line="252" w:lineRule="exact"/>
+      </w:pPr>
+      <w:r>
+        <w:t>Python, SQL, Git, GitHub Actions, pytest, Linux, Windows, HTTP/JSON APIs, WebSocket, TCP/IP, DNS, NAT; issue reproduction, regression testing, release packaging, technical documentation.</w:t>
+      </w:r>
+    </w:p>
+    <w:p>
+      <w:pPr>
+        <w:pStyle w:val="Heading1"/>
+        <w:keepNext/>
+        <w:keepLines/>
+        <w:widowControl/>
+        <w:spacing w:before="120" w:after="60" w:line="280" w:lineRule="exact"/>
+      </w:pPr>
+      <w:r>
+        <w:t>Professional Experience</w:t>
       </w:r>
     </w:p>
     <w:p>
       <w:pPr>
         <w:pStyle w:val="Heading2"/>
-        <w:spacing w:before="0" w:after="30" w:line="240" w:lineRule="auto"/>
+        <w:keepNext/>
+        <w:keepLines/>
+        <w:widowControl/>
+        <w:spacing w:before="100" w:after="40" w:line="256" w:lineRule="exact"/>
       </w:pPr>
       <w:r>
-        <w:t>Target</w:t>
+        <w:t>Independent Systems Engineer | Independent practice | 2023 to Present</w:t>
       </w:r>
     </w:p>
     <w:p>
       <w:pPr>
-        <w:spacing w:before="0" w:after="30" w:line="240" w:lineRule="auto"/>
+        <w:pStyle w:val="ListBullet"/>
+        <w:keepNext w:val="0"/>
+        <w:keepLines/>
+        <w:widowControl/>
+        <w:spacing w:before="0" w:after="60" w:line="252" w:lineRule="exact"/>
+        <w:ind w:left="245" w:hanging="173"/>
       </w:pPr>
       <w:r>
-        <w:t>Technical Support, Developer Operations, and Quality Assurance</w:t>
+        <w:t>Built Flywheel, a Python/Flutter AI workstation with Rowan task orchestration, model routing, and permission-checked tools; shipped a Windows installer with a bundled engine for installation without a separate Python setup.</w:t>
+      </w:r>
+    </w:p>
+    <w:p>
+      <w:pPr>
+        <w:pStyle w:val="ListBullet"/>
+        <w:keepNext w:val="0"/>
+        <w:keepLines/>
+        <w:widowControl/>
+        <w:spacing w:before="0" w:after="60" w:line="252" w:lineRule="exact"/>
+        <w:ind w:left="245" w:hanging="173"/>
+      </w:pPr>
+      <w:r>
+        <w:t>Designed offline verification and 324 exhaustive terminal-state fixtures so teams can distinguish incorrect outputs from provider failures rather than rely on an agent's success claim.</w:t>
+      </w:r>
+    </w:p>
+    <w:p>
+      <w:pPr>
+        <w:pStyle w:val="ListBullet"/>
+        <w:keepNext w:val="0"/>
+        <w:keepLines/>
+        <w:widowControl/>
+        <w:spacing w:before="0" w:after="60" w:line="252" w:lineRule="exact"/>
+        <w:ind w:left="245" w:hanging="173"/>
+      </w:pPr>
+      <w:r>
+        <w:t>Built Articulate writing tools and Accountable Surface approval and verification interfaces; supplied inspectable reports and action records for troubleshooting and review.</w:t>
       </w:r>
     </w:p>
     <w:p>
       <w:pPr>
         <w:pStyle w:val="Heading2"/>
-        <w:spacing w:before="0" w:after="30" w:line="240" w:lineRule="auto"/>
+        <w:keepNext/>
+        <w:keepLines/>
+        <w:widowControl/>
+        <w:spacing w:before="100" w:after="40" w:line="256" w:lineRule="exact"/>
       </w:pPr>
       <w:r>
-        <w:t>Summary</w:t>
+        <w:t>Arboriculture and Field Operations | Legendary Tree</w:t>
       </w:r>
     </w:p>
     <w:p>
       <w:pPr>
-        <w:spacing w:before="0" w:after="30" w:line="240" w:lineRule="auto"/>
+        <w:keepNext/>
+        <w:keepLines/>
+        <w:widowControl/>
+        <w:spacing w:before="0" w:after="60" w:line="240" w:lineRule="exact"/>
       </w:pPr>
       <w:r>
-        <w:t>Technical support and quality-assurance candidate with accepted external documentation,</w:t>
+        <w:rPr>
+          <w:sz w:val="21"/>
+        </w:rPr>
+        <w:t>Seattle area | April 25, 2015 to June 2, 2026</w:t>
       </w:r>
     </w:p>
     <w:p>
       <w:pPr>
-        <w:spacing w:before="0" w:after="30" w:line="240" w:lineRule="auto"/>
+        <w:pStyle w:val="ListBullet"/>
+        <w:keepNext w:val="0"/>
+        <w:keepLines/>
+        <w:widowControl/>
+        <w:spacing w:before="0" w:after="60" w:line="252" w:lineRule="exact"/>
+        <w:ind w:left="245" w:hanging="173"/>
       </w:pPr>
       <w:r>
-        <w:t>reproducibility, and regression-test contributions before owned project evidence.</w:t>
+        <w:t>Turned site assessments into estimates, proposals, and workable job scopes; coordinated clients, crews, and vendors so teams understood access constraints, timing, and hazards.</w:t>
       </w:r>
     </w:p>
     <w:p>
       <w:pPr>
         <w:pStyle w:val="Heading2"/>
-        <w:spacing w:before="0" w:after="30" w:line="240" w:lineRule="auto"/>
+        <w:keepNext/>
+        <w:keepLines/>
+        <w:widowControl/>
+        <w:spacing w:before="100" w:after="40" w:line="256" w:lineRule="exact"/>
       </w:pPr>
       <w:r>
-        <w:t>Accepted external work</w:t>
+        <w:t>Technical Networking Support | Stream/Convergys | 2014 to 2015</w:t>
       </w:r>
     </w:p>
     <w:p>
       <w:pPr>
-        <w:spacing w:before="0" w:after="30" w:line="240" w:lineRule="auto"/>
+        <w:keepNext/>
+        <w:keepLines/>
+        <w:widowControl/>
+        <w:spacing w:before="0" w:after="60" w:line="240" w:lineRule="exact"/>
       </w:pPr>
       <w:r>
-        <w:t>freelawproject/litigant-portal PR 820: Documented the runnable database-free fast-test workflow.</w:t>
+        <w:rPr>
+          <w:sz w:val="21"/>
+        </w:rPr>
+        <w:t>Xbox/Microsoft product contract | Wilsonville, Oregon</w:t>
       </w:r>
     </w:p>
     <w:p>
       <w:pPr>
-        <w:spacing w:before="0" w:after="30" w:line="240" w:lineRule="auto"/>
+        <w:pStyle w:val="ListBullet"/>
+        <w:keepNext w:val="0"/>
+        <w:keepLines/>
+        <w:widowControl/>
+        <w:spacing w:before="0" w:after="60" w:line="252" w:lineRule="exact"/>
+        <w:ind w:left="245" w:hanging="173"/>
       </w:pPr>
       <w:r>
-        <w:t>Hebbian-Robotics/hflow PR 157: Added focused drift-test coverage for reserved columns.</w:t>
-      </w:r>
-    </w:p>
-    <w:p>
-      <w:pPr>
-        <w:spacing w:before="0" w:after="30" w:line="240" w:lineRule="auto"/>
-      </w:pPr>
-      <w:r>
-        <w:t>vectorvoyager358/voxwire PR 44: Added offline recording-and-replay regression coverage.</w:t>
+        <w:t>Diagnosed Xbox connectivity problems across TCP/IP, DNS, NAT, firewalls, and routers; guided customers through resolutions and documented steps for consistent support handoffs.</w:t>
       </w:r>
     </w:p>
     <w:p>
       <w:pPr>
         <w:pStyle w:val="Heading2"/>
-        <w:spacing w:before="0" w:after="30" w:line="240" w:lineRule="auto"/>
+        <w:keepNext/>
+        <w:keepLines/>
+        <w:widowControl/>
+        <w:spacing w:before="100" w:after="40" w:line="256" w:lineRule="exact"/>
       </w:pPr>
       <w:r>
-        <w:t>Relevant skills</w:t>
+        <w:t>Freelance Technical Writer | Independent projects | Began 2017</w:t>
       </w:r>
     </w:p>
     <w:p>
       <w:pPr>
-        <w:spacing w:before="0" w:after="30" w:line="240" w:lineRule="auto"/>
+        <w:pStyle w:val="ListBullet"/>
+        <w:keepNext w:val="0"/>
+        <w:keepLines/>
+        <w:widowControl/>
+        <w:spacing w:before="0" w:after="60" w:line="252" w:lineRule="exact"/>
+        <w:ind w:left="245" w:hanging="173"/>
       </w:pPr>
       <w:r>
-        <w:t>Regression design, reproducible setup notes, developer support, bug isolation, release checks,</w:t>
+        <w:t>Wrote implementation guides, API documentation, and release notes that translated technical changes into usable instructions for developers and customers.</w:t>
       </w:r>
     </w:p>
     <w:p>
       <w:pPr>
-        <w:spacing w:before="0" w:after="30" w:line="240" w:lineRule="auto"/>
+        <w:pStyle w:val="Heading1"/>
+        <w:keepNext/>
+        <w:keepLines/>
+        <w:widowControl/>
+        <w:spacing w:before="120" w:after="60" w:line="280" w:lineRule="exact"/>
       </w:pPr>
       <w:r>
-        <w:t>documentation, and user-facing troubleshooting.</w:t>
+        <w:t>Selected Open-Source Contributions</w:t>
       </w:r>
     </w:p>
     <w:p>
       <w:pPr>
-        <w:spacing w:before="0" w:after="30" w:line="240" w:lineRule="auto"/>
+        <w:pStyle w:val="ListBullet"/>
+        <w:keepNext w:val="0"/>
+        <w:keepLines/>
+        <w:widowControl/>
+        <w:spacing w:before="0" w:after="60" w:line="252" w:lineRule="exact"/>
+        <w:ind w:left="245" w:hanging="173"/>
       </w:pPr>
       <w:r>
-        <w:t>Local-first tooling, GitHub collaboration, CI evidence, browser-safe validation, and concise</w:t>
+        <w:t>Free Law Project #820: documented runnable database-free tests, giving contributors a focused check path without starting the full database-backed stack. Merged.</w:t>
       </w:r>
     </w:p>
     <w:p>
       <w:pPr>
-        <w:spacing w:before="0" w:after="30" w:line="240" w:lineRule="auto"/>
+        <w:pStyle w:val="ListBullet"/>
+        <w:keepNext w:val="0"/>
+        <w:keepLines/>
+        <w:widowControl/>
+        <w:spacing w:before="0" w:after="60" w:line="252" w:lineRule="exact"/>
+        <w:ind w:left="245" w:hanging="173"/>
       </w:pPr>
       <w:r>
-        <w:t>issue/PR communication.</w:t>
+        <w:t>Hebbian Robotics #157: added schema-drift coverage that flags mismatches between queryable episode columns and reserved names before incompatible changes go unnoticed. Merged.</w:t>
       </w:r>
     </w:p>
     <w:p>
       <w:pPr>
-        <w:pStyle w:val="Heading2"/>
-        <w:spacing w:before="0" w:after="30" w:line="240" w:lineRule="auto"/>
+        <w:pStyle w:val="ListBullet"/>
+        <w:keepNext w:val="0"/>
+        <w:keepLines/>
+        <w:widowControl/>
+        <w:spacing w:before="0" w:after="60" w:line="252" w:lineRule="exact"/>
+        <w:ind w:left="245" w:hanging="173"/>
       </w:pPr>
       <w:r>
-        <w:t>Experience</w:t>
+        <w:t>Voxwire #44: added offline WebSocket recording/replay tests, verifying saved audio and events without live provider dependencies. Merged.</w:t>
       </w:r>
     </w:p>
     <w:p>
       <w:pPr>
-        <w:spacing w:before="0" w:after="30" w:line="240" w:lineRule="auto"/>
-      </w:pPr>
-      <w:r>
-        <w:t>Technical Networking Support, Xbox/Microsoft contract | subcontracted through Stream/Convergys | Wilsonville, Oregon | 2014 to 2015</w:t>
-      </w:r>
-    </w:p>
-    <w:p>
-      <w:pPr>
-        <w:spacing w:before="0" w:after="30" w:line="240" w:lineRule="auto"/>
-      </w:pPr>
-      <w:r>
-        <w:t>Full-time operations and commercial arboriculture | Legendary Tree (organization label) | April 25, 2015 to June 2, 2026</w:t>
-      </w:r>
-    </w:p>
-    <w:p>
-      <w:pPr>
-        <w:spacing w:before="0" w:after="30" w:line="240" w:lineRule="auto"/>
-      </w:pPr>
-      <w:r>
-        <w:t>Legendary Tree is the applicant-provided organization label; no conventional job title or legal employer of record is asserted.</w:t>
-      </w:r>
-    </w:p>
-    <w:p>
-      <w:pPr>
-        <w:spacing w:before="0" w:after="30" w:line="240" w:lineRule="auto"/>
-      </w:pPr>
-      <w:r>
-        <w:t>Freelance Technical Writer, Documentation, and Product Operations | independent practice | started 2017</w:t>
-      </w:r>
-    </w:p>
-    <w:p>
-      <w:pPr>
-        <w:spacing w:before="0" w:after="30" w:line="240" w:lineRule="auto"/>
-      </w:pPr>
-      <w:r>
-        <w:t>Independent Systems Engineer | independent practice | started 2023</w:t>
-      </w:r>
-    </w:p>
-    <w:p>
-      <w:pPr>
-        <w:spacing w:before="0" w:after="30" w:line="240" w:lineRule="auto"/>
-      </w:pPr>
-      <w:r>
-        <w:t>The 2017 and 2023 start years do not state current status or an end date; both remain unspecified.</w:t>
-      </w:r>
-    </w:p>
-    <w:p>
-      <w:pPr>
-        <w:pStyle w:val="Heading2"/>
-        <w:spacing w:before="0" w:after="30" w:line="240" w:lineRule="auto"/>
-      </w:pPr>
-      <w:r>
-        <w:t>Selected owned work</w:t>
-      </w:r>
-    </w:p>
-    <w:p>
-      <w:pPr>
-        <w:spacing w:before="0" w:after="30" w:line="240" w:lineRule="auto"/>
-      </w:pPr>
-      <w:r>
-        <w:t>Flywheel v1.0.1: primary-platform; public route flywheel.html</w:t>
-      </w:r>
-    </w:p>
-    <w:p>
-      <w:pPr>
-        <w:spacing w:before="0" w:after="30" w:line="240" w:lineRule="auto"/>
-      </w:pPr>
-      <w:r>
-        <w:t>BuildLang: compiler-toolchain; public route buildlang.html</w:t>
-      </w:r>
-    </w:p>
-    <w:p>
-      <w:pPr>
-        <w:spacing w:before="0" w:after="30" w:line="240" w:lineRule="auto"/>
-      </w:pPr>
-      <w:r>
-        <w:t>Gather: research-intake-layer; public route gather.html</w:t>
-      </w:r>
-    </w:p>
-    <w:p>
-      <w:pPr>
-        <w:pStyle w:val="Heading2"/>
-        <w:spacing w:before="0" w:after="30" w:line="240" w:lineRule="auto"/>
+        <w:pStyle w:val="Heading1"/>
+        <w:keepNext/>
+        <w:keepLines/>
+        <w:widowControl/>
+        <w:spacing w:before="120" w:after="60" w:line="280" w:lineRule="exact"/>
       </w:pPr>
       <w:r>
         <w:t>Education</w:t>
@@ -277,15 +331,18 @@
     </w:p>
     <w:p>
       <w:pPr>
-        <w:spacing w:before="0" w:after="30" w:line="240" w:lineRule="auto"/>
+        <w:keepNext w:val="0"/>
+        <w:keepLines/>
+        <w:widowControl/>
+        <w:spacing w:before="0" w:after="60" w:line="252" w:lineRule="exact"/>
       </w:pPr>
       <w:r>
-        <w:t>High School Diploma, Wilsonville High School, 2013</w:t>
+        <w:t>High School Diploma | Wilsonville High School, Oregon | 2013</w:t>
       </w:r>
     </w:p>
     <w:sectPr>
       <w:pgSz w:w="12240" w:h="15840"/>
-      <w:pgMar w:top="605" w:right="720" w:bottom="605" w:left="720" w:header="720" w:footer="720" w:gutter="0"/>
+      <w:pgMar w:top="792" w:right="864" w:bottom="792" w:left="864" w:header="720" w:footer="720" w:gutter="0"/>
       <w:cols w:space="720"/>
       <w:docGrid w:linePitch="360"/>
     </w:sectPr>
@@ -658,7 +715,11 @@
     <w:rsid w:val="00FC693F"/>
     <w:rPr>
       <w:rFonts w:ascii="Arial" w:hAnsi="Arial"/>
-      <w:sz w:val="16"/>
+      <w:b w:val="0"/>
+      <w:i w:val="0"/>
+      <w:color w:val="000000"/>
+      <w:sz w:val="21"/>
+      <w:lang w:val="en-US"/>
     </w:rPr>
   </w:style>
   <w:style w:type="paragraph" w:styleId="Header">
@@ -675,6 +736,9 @@
       </w:tabs>
       <w:spacing w:after="0" w:line="240" w:lineRule="auto"/>
     </w:pPr>
+    <w:rPr>
+      <w:lang w:val="en-US"/>
+    </w:rPr>
   </w:style>
   <w:style w:type="character" w:customStyle="1" w:styleId="HeaderChar">
     <w:name w:val="Header Char"/>
@@ -697,6 +761,9 @@
       </w:tabs>
       <w:spacing w:after="0" w:line="240" w:lineRule="auto"/>
     </w:pPr>
+    <w:rPr>
+      <w:lang w:val="en-US"/>
+    </w:rPr>
   </w:style>
   <w:style w:type="character" w:customStyle="1" w:styleId="FooterChar">
     <w:name w:val="Footer Char"/>
@@ -720,12 +787,14 @@
       <w:outlineLvl w:val="0"/>
     </w:pPr>
     <w:rPr>
-      <w:rFonts w:asciiTheme="majorHAnsi" w:eastAsiaTheme="majorEastAsia" w:hAnsiTheme="majorHAnsi" w:cstheme="majorBidi"/>
+      <w:rFonts w:asciiTheme="majorHAnsi" w:eastAsiaTheme="majorEastAsia" w:hAnsiTheme="majorHAnsi" w:cstheme="majorBidi" w:ascii="Arial" w:hAnsi="Arial"/>
       <w:b/>
       <w:bCs/>
-      <w:color w:val="365F91" w:themeColor="accent1" w:themeShade="BF"/>
-      <w:sz w:val="28"/>
+      <w:i w:val="0"/>
+      <w:color w:val="000000"/>
+      <w:sz w:val="23"/>
       <w:szCs w:val="28"/>
+      <w:lang w:val="en-US"/>
     </w:rPr>
   </w:style>
   <w:style w:type="paragraph" w:styleId="Heading2">
@@ -747,9 +816,11 @@
       <w:rFonts w:asciiTheme="majorHAnsi" w:eastAsiaTheme="majorEastAsia" w:hAnsiTheme="majorHAnsi" w:cstheme="majorBidi" w:ascii="Arial" w:hAnsi="Arial"/>
       <w:b/>
       <w:bCs/>
-      <w:color w:val="4F81BD" w:themeColor="accent1"/>
-      <w:sz w:val="18"/>
+      <w:i w:val="0"/>
+      <w:color w:val="000000"/>
+      <w:sz w:val="22"/>
       <w:szCs w:val="26"/>
+      <w:lang w:val="en-US"/>
     </w:rPr>
   </w:style>
   <w:style w:type="paragraph" w:styleId="Heading3">
@@ -772,6 +843,7 @@
       <w:b/>
       <w:bCs/>
       <w:color w:val="4F81BD" w:themeColor="accent1"/>
+      <w:lang w:val="en-US"/>
     </w:rPr>
   </w:style>
   <w:style w:type="paragraph" w:styleId="Heading4">
@@ -797,6 +869,7 @@
       <w:i/>
       <w:iCs/>
       <w:color w:val="4F81BD" w:themeColor="accent1"/>
+      <w:lang w:val="en-US"/>
     </w:rPr>
   </w:style>
   <w:style w:type="paragraph" w:styleId="Heading5">
@@ -818,6 +891,7 @@
     <w:rPr>
       <w:rFonts w:asciiTheme="majorHAnsi" w:eastAsiaTheme="majorEastAsia" w:hAnsiTheme="majorHAnsi" w:cstheme="majorBidi"/>
       <w:color w:val="243F60" w:themeColor="accent1" w:themeShade="7F"/>
+      <w:lang w:val="en-US"/>
     </w:rPr>
   </w:style>
   <w:style w:type="paragraph" w:styleId="Heading6">
@@ -841,6 +915,7 @@
       <w:i/>
       <w:iCs/>
       <w:color w:val="243F60" w:themeColor="accent1" w:themeShade="7F"/>
+      <w:lang w:val="en-US"/>
     </w:rPr>
   </w:style>
   <w:style w:type="paragraph" w:styleId="Heading7">
@@ -864,6 +939,7 @@
       <w:i/>
       <w:iCs/>
       <w:color w:val="404040" w:themeColor="text1" w:themeTint="BF"/>
+      <w:lang w:val="en-US"/>
     </w:rPr>
   </w:style>
   <w:style w:type="paragraph" w:styleId="Heading8">
@@ -887,6 +963,7 @@
       <w:color w:val="4F81BD" w:themeColor="accent1"/>
       <w:sz w:val="20"/>
       <w:szCs w:val="20"/>
+      <w:lang w:val="en-US"/>
     </w:rPr>
   </w:style>
   <w:style w:type="paragraph" w:styleId="Heading9">
@@ -912,6 +989,7 @@
       <w:color w:val="404040" w:themeColor="text1" w:themeTint="BF"/>
       <w:sz w:val="20"/>
       <w:szCs w:val="20"/>
+      <w:lang w:val="en-US"/>
     </w:rPr>
   </w:style>
   <w:style w:type="character" w:default="1" w:styleId="DefaultParagraphFont">
@@ -949,6 +1027,9 @@
     <w:pPr>
       <w:spacing w:after="0" w:line="240" w:lineRule="auto"/>
     </w:pPr>
+    <w:rPr>
+      <w:lang w:val="en-US"/>
+    </w:rPr>
   </w:style>
   <w:style w:type="character" w:customStyle="1" w:styleId="Heading1Char">
     <w:name w:val="Heading 1 Char"/>
@@ -1010,11 +1091,14 @@
     </w:pPr>
     <w:rPr>
       <w:rFonts w:asciiTheme="majorHAnsi" w:eastAsiaTheme="majorEastAsia" w:hAnsiTheme="majorHAnsi" w:cstheme="majorBidi" w:ascii="Arial" w:hAnsi="Arial"/>
-      <w:color w:val="17365D" w:themeColor="text2" w:themeShade="BF"/>
+      <w:b/>
+      <w:i w:val="0"/>
+      <w:color w:val="000000"/>
       <w:spacing w:val="5"/>
       <w:kern w:val="28"/>
-      <w:sz w:val="28"/>
+      <w:sz w:val="40"/>
       <w:szCs w:val="52"/>
+      <w:lang w:val="en-US"/>
     </w:rPr>
   </w:style>
   <w:style w:type="character" w:customStyle="1" w:styleId="TitleChar">
@@ -1046,13 +1130,15 @@
       </w:numPr>
     </w:pPr>
     <w:rPr>
-      <w:rFonts w:asciiTheme="majorHAnsi" w:eastAsiaTheme="majorEastAsia" w:hAnsiTheme="majorHAnsi" w:cstheme="majorBidi"/>
-      <w:i/>
+      <w:rFonts w:asciiTheme="majorHAnsi" w:eastAsiaTheme="majorEastAsia" w:hAnsiTheme="majorHAnsi" w:cstheme="majorBidi" w:ascii="Arial" w:hAnsi="Arial"/>
+      <w:b/>
+      <w:i w:val="0"/>
       <w:iCs/>
-      <w:color w:val="4F81BD" w:themeColor="accent1"/>
+      <w:color w:val="000000"/>
       <w:spacing w:val="15"/>
-      <w:sz w:val="24"/>
+      <w:sz w:val="22"/>
       <w:szCs w:val="24"/>
+      <w:lang w:val="en-US"/>
     </w:rPr>
   </w:style>
   <w:style w:type="character" w:customStyle="1" w:styleId="SubtitleChar">
@@ -1081,6 +1167,9 @@
       <w:ind w:left="720"/>
       <w:contextualSpacing/>
     </w:pPr>
+    <w:rPr>
+      <w:lang w:val="en-US"/>
+    </w:rPr>
   </w:style>
   <w:style w:type="paragraph" w:styleId="BodyText">
     <w:name w:val="Body Text"/>
@@ -1092,6 +1181,9 @@
     <w:pPr>
       <w:spacing w:after="120"/>
     </w:pPr>
+    <w:rPr>
+      <w:lang w:val="en-US"/>
+    </w:rPr>
   </w:style>
   <w:style w:type="character" w:customStyle="1" w:styleId="BodyTextChar">
     <w:name w:val="Body Text Char"/>
@@ -1110,6 +1202,9 @@
     <w:pPr>
       <w:spacing w:after="120" w:line="480" w:lineRule="auto"/>
     </w:pPr>
+    <w:rPr>
+      <w:lang w:val="en-US"/>
+    </w:rPr>
   </w:style>
   <w:style w:type="character" w:customStyle="1" w:styleId="BodyText2Char">
     <w:name w:val="Body Text 2 Char"/>
@@ -1131,6 +1226,7 @@
     <w:rPr>
       <w:sz w:val="16"/>
       <w:szCs w:val="16"/>
+      <w:lang w:val="en-US"/>
     </w:rPr>
   </w:style>
   <w:style w:type="character" w:customStyle="1" w:styleId="BodyText3Char">
@@ -1154,6 +1250,9 @@
       <w:ind w:left="360" w:hanging="360"/>
       <w:contextualSpacing/>
     </w:pPr>
+    <w:rPr>
+      <w:lang w:val="en-US"/>
+    </w:rPr>
   </w:style>
   <w:style w:type="paragraph" w:styleId="List2">
     <w:name w:val="List 2"/>
@@ -1165,6 +1264,9 @@
       <w:ind w:left="720" w:hanging="360"/>
       <w:contextualSpacing/>
     </w:pPr>
+    <w:rPr>
+      <w:lang w:val="en-US"/>
+    </w:rPr>
   </w:style>
   <w:style w:type="paragraph" w:styleId="List3">
     <w:name w:val="List 3"/>
@@ -1176,6 +1278,9 @@
       <w:ind w:left="1080" w:hanging="360"/>
       <w:contextualSpacing/>
     </w:pPr>
+    <w:rPr>
+      <w:lang w:val="en-US"/>
+    </w:rPr>
   </w:style>
   <w:style w:type="paragraph" w:styleId="ListBullet">
     <w:name w:val="List Bullet"/>
@@ -1189,6 +1294,14 @@
       </w:numPr>
       <w:contextualSpacing/>
     </w:pPr>
+    <w:rPr>
+      <w:rFonts w:ascii="Arial" w:hAnsi="Arial"/>
+      <w:b w:val="0"/>
+      <w:i w:val="0"/>
+      <w:color w:val="000000"/>
+      <w:sz w:val="21"/>
+      <w:lang w:val="en-US"/>
+    </w:rPr>
   </w:style>
   <w:style w:type="paragraph" w:styleId="ListBullet2">
     <w:name w:val="List Bullet 2"/>
@@ -1202,6 +1315,9 @@
       </w:numPr>
       <w:contextualSpacing/>
     </w:pPr>
+    <w:rPr>
+      <w:lang w:val="en-US"/>
+    </w:rPr>
   </w:style>
   <w:style w:type="paragraph" w:styleId="ListBullet3">
     <w:name w:val="List Bullet 3"/>
@@ -1215,6 +1331,9 @@
       </w:numPr>
       <w:contextualSpacing/>
     </w:pPr>
+    <w:rPr>
+      <w:lang w:val="en-US"/>
+    </w:rPr>
   </w:style>
   <w:style w:type="paragraph" w:styleId="ListNumber">
     <w:name w:val="List Number"/>
@@ -1228,6 +1347,9 @@
       </w:numPr>
       <w:contextualSpacing/>
     </w:pPr>
+    <w:rPr>
+      <w:lang w:val="en-US"/>
+    </w:rPr>
   </w:style>
   <w:style w:type="paragraph" w:styleId="ListNumber2">
     <w:name w:val="List Number 2"/>
@@ -1241,6 +1363,9 @@
       </w:numPr>
       <w:contextualSpacing/>
     </w:pPr>
+    <w:rPr>
+      <w:lang w:val="en-US"/>
+    </w:rPr>
   </w:style>
   <w:style w:type="paragraph" w:styleId="ListNumber3">
     <w:name w:val="List Number 3"/>
@@ -1254,6 +1379,9 @@
       </w:numPr>
       <w:contextualSpacing/>
     </w:pPr>
+    <w:rPr>
+      <w:lang w:val="en-US"/>
+    </w:rPr>
   </w:style>
   <w:style w:type="paragraph" w:styleId="ListContinue">
     <w:name w:val="List Continue"/>
@@ -1266,6 +1394,9 @@
       <w:ind w:left="360"/>
       <w:contextualSpacing/>
     </w:pPr>
+    <w:rPr>
+      <w:lang w:val="en-US"/>
+    </w:rPr>
   </w:style>
   <w:style w:type="paragraph" w:styleId="ListContinue2">
     <w:name w:val="List Continue 2"/>
@@ -1278,6 +1409,9 @@
       <w:ind w:left="720"/>
       <w:contextualSpacing/>
     </w:pPr>
+    <w:rPr>
+      <w:lang w:val="en-US"/>
+    </w:rPr>
   </w:style>
   <w:style w:type="paragraph" w:styleId="ListContinue3">
     <w:name w:val="List Continue 3"/>
@@ -1290,6 +1424,9 @@
       <w:ind w:left="1080"/>
       <w:contextualSpacing/>
     </w:pPr>
+    <w:rPr>
+      <w:lang w:val="en-US"/>
+    </w:rPr>
   </w:style>
   <w:style w:type="paragraph" w:styleId="MacroText">
     <w:name w:val="macro"/>
@@ -1312,6 +1449,7 @@
       <w:rFonts w:ascii="Courier" w:hAnsi="Courier"/>
       <w:sz w:val="20"/>
       <w:szCs w:val="20"/>
+      <w:lang w:val="en-US"/>
     </w:rPr>
   </w:style>
   <w:style w:type="character" w:customStyle="1" w:styleId="MacroTextChar">
@@ -1338,6 +1476,7 @@
       <w:i/>
       <w:iCs/>
       <w:color w:val="000000" w:themeColor="text1"/>
+      <w:lang w:val="en-US"/>
     </w:rPr>
   </w:style>
   <w:style w:type="character" w:customStyle="1" w:styleId="QuoteChar">
@@ -1456,6 +1595,7 @@
       <w:color w:val="4F81BD" w:themeColor="accent1"/>
       <w:sz w:val="18"/>
       <w:szCs w:val="18"/>
+      <w:lang w:val="en-US"/>
     </w:rPr>
   </w:style>
   <w:style w:type="character" w:styleId="Strong">
@@ -1501,6 +1641,7 @@
       <w:i/>
       <w:iCs/>
       <w:color w:val="4F81BD" w:themeColor="accent1"/>
+      <w:lang w:val="en-US"/>
     </w:rPr>
   </w:style>
   <w:style w:type="character" w:customStyle="1" w:styleId="IntenseQuoteChar">
@@ -1595,6 +1736,9 @@
     <w:pPr>
       <w:outlineLvl w:val="9"/>
     </w:pPr>
+    <w:rPr>
+      <w:lang w:val="en-US"/>
+    </w:rPr>
   </w:style>
   <w:style w:type="table" w:styleId="TableGrid">
     <w:name w:val="Table Grid"/>

--- a/career/Zain-Dana-Harper-Resume-Support-Developer-Operations-QA.docx
+++ b/career/Zain-Dana-Harper-Resume-Support-Developer-Operations-QA.docx
@@ -25,7 +25,7 @@
         <w:rPr>
           <w:sz w:val="21"/>
         </w:rPr>
-        <w:t>Seattle, Washington | zaindharper@gmail.com | harperz9.github.io</w:t>
+        <w:t>Kent, Washington | zaindharper@gmail.com | harperz9.github.io</w:t>
       </w:r>
     </w:p>
     <w:p>
@@ -126,6 +126,20 @@
     </w:p>
     <w:p>
       <w:pPr>
+        <w:keepNext/>
+        <w:keepLines/>
+        <w:widowControl/>
+        <w:spacing w:before="0" w:after="60" w:line="240" w:lineRule="exact"/>
+      </w:pPr>
+      <w:r>
+        <w:rPr>
+          <w:sz w:val="21"/>
+        </w:rPr>
+        <w:t>Sole proprietor since September 2026</w:t>
+      </w:r>
+    </w:p>
+    <w:p>
+      <w:pPr>
         <w:pStyle w:val="ListBullet"/>
         <w:keepNext w:val="0"/>
         <w:keepLines/>
@@ -134,7 +148,7 @@
         <w:ind w:left="245" w:hanging="173"/>
       </w:pPr>
       <w:r>
-        <w:t>Built Flywheel, a Python/Flutter AI workstation with Rowan task orchestration, model routing, and permission-checked tools; shipped a Windows installer with a bundled engine for installation without a separate Python setup.</w:t>
+        <w:t>Built Flywheel, a Python/Flutter AI workstation with Rowan orchestration, model routing, permission-checked tools, and a Windows installer with a bundled engine.</w:t>
       </w:r>
     </w:p>
     <w:p>
@@ -326,7 +340,18 @@
         <w:spacing w:before="120" w:after="60" w:line="280" w:lineRule="exact"/>
       </w:pPr>
       <w:r>
-        <w:t>Education</w:t>
+        <w:t>Credentials, Training, and Education</w:t>
+      </w:r>
+    </w:p>
+    <w:p>
+      <w:pPr>
+        <w:keepNext w:val="0"/>
+        <w:keepLines/>
+        <w:widowControl/>
+        <w:spacing w:before="0" w:after="60" w:line="252" w:lineRule="exact"/>
+      </w:pPr>
+      <w:r>
+        <w:t>Microsoft Applied Skills: cloud AI security, Entra identity/access, Azure storage security. Coursework: Linux Foundation Developing Secure Software (LFD121); advanced SC-100 application/data security and MCRA/MCSB; BlueDot Impact AGI Strategy. Full record: harperz9.github.io/cv.html.</w:t>
       </w:r>
     </w:p>
     <w:p>

--- a/career/Zain-Dana-Harper-Resume-Support-Developer-Operations-QA.docx
+++ b/career/Zain-Dana-Harper-Resume-Support-Developer-Operations-QA.docx
@@ -161,7 +161,7 @@
         <w:ind w:left="245" w:hanging="173"/>
       </w:pPr>
       <w:r>
-        <w:t>Designed offline verification and 324 exhaustive terminal-state fixtures so teams can distinguish incorrect outputs from provider failures rather than rely on an agent's success claim.</w:t>
+        <w:t>Enumerated all 324 combinations of a defined evaluation record into seven verdicts, separating provider failures and missing evidence from model-quality scores.</w:t>
       </w:r>
     </w:p>
     <w:p>
@@ -252,7 +252,7 @@
         <w:ind w:left="245" w:hanging="173"/>
       </w:pPr>
       <w:r>
-        <w:t>Diagnosed Xbox connectivity problems across TCP/IP, DNS, NAT, firewalls, and routers; guided customers through resolutions and documented steps for consistent support handoffs.</w:t>
+        <w:t>Resolved Xbox connectivity problems across TCP/IP, DNS, NAT, firewalls, and routers; documented troubleshooting steps for consistent support handoffs.</w:t>
       </w:r>
     </w:p>
     <w:p>
@@ -277,7 +277,7 @@
         <w:ind w:left="245" w:hanging="173"/>
       </w:pPr>
       <w:r>
-        <w:t>Wrote implementation guides, API documentation, and release notes that translated technical changes into usable instructions for developers and customers.</w:t>
+        <w:t>Wrote implementation guides, API documentation, and release notes for developers and customers.</w:t>
       </w:r>
     </w:p>
     <w:p>
@@ -289,7 +289,7 @@
         <w:spacing w:before="120" w:after="60" w:line="280" w:lineRule="exact"/>
       </w:pPr>
       <w:r>
-        <w:t>Selected Open-Source Contributions</w:t>
+        <w:t>Selected Open-Source Contributions: 6 Merged</w:t>
       </w:r>
     </w:p>
     <w:p>
@@ -328,7 +328,7 @@
         <w:ind w:left="245" w:hanging="173"/>
       </w:pPr>
       <w:r>
-        <w:t>Voxwire #44: added offline WebSocket recording/replay tests, verifying saved audio and events without live provider dependencies. Merged.</w:t>
+        <w:t>Voxwire #44: added offline regression coverage for a six-event degraded voice turn, matching persisted audio and JSONL records to emitted events. Merged.</w:t>
       </w:r>
     </w:p>
     <w:p>
@@ -351,7 +351,7 @@
         <w:spacing w:before="0" w:after="60" w:line="252" w:lineRule="exact"/>
       </w:pPr>
       <w:r>
-        <w:t>Microsoft Applied Skills: cloud AI security, Entra identity/access, Azure storage security. Coursework: Linux Foundation Developing Secure Software (LFD121); advanced SC-100 application/data security and MCRA/MCSB; BlueDot Impact AGI Strategy. Full record: harperz9.github.io/cv.html.</w:t>
+        <w:t>Microsoft Applied Skills: cloud AI security, Entra identity/access, Azure storage security. Coursework: Linux Foundation Developing Secure Software (LFD121); advanced SC-100 application/data security and MCRA/MCSB; Anthropic advanced MCP; BlueDot Impact AGI Strategy. Full record: harperz9.github.io/cv.html.</w:t>
       </w:r>
     </w:p>
     <w:p>

--- a/career/Zain-Dana-Harper-Resume-Support-Developer-Operations-QA.docx
+++ b/career/Zain-Dana-Harper-Resume-Support-Developer-Operations-QA.docx
@@ -25,7 +25,7 @@
         <w:rPr>
           <w:sz w:val="21"/>
         </w:rPr>
-        <w:t>Seattle, Washington | zaindharper@gmail.com | harperz9.github.io</w:t>
+        <w:t>Kent, Washington | zaindharper@gmail.com | harperz9.github.io</w:t>
       </w:r>
     </w:p>
     <w:p>
@@ -126,15 +126,16 @@
     </w:p>
     <w:p>
       <w:pPr>
-        <w:pStyle w:val="ListBullet"/>
-        <w:keepNext w:val="0"/>
+        <w:keepNext/>
         <w:keepLines/>
         <w:widowControl/>
-        <w:spacing w:before="0" w:after="60" w:line="252" w:lineRule="exact"/>
-        <w:ind w:left="245" w:hanging="173"/>
+        <w:spacing w:before="0" w:after="60" w:line="240" w:lineRule="exact"/>
       </w:pPr>
       <w:r>
-        <w:t>Built Flywheel, a Python/Flutter AI workstation with Rowan task orchestration, model routing, and permission-checked tools; shipped a Windows installer with a bundled engine for installation without a separate Python setup.</w:t>
+        <w:rPr>
+          <w:sz w:val="21"/>
+        </w:rPr>
+        <w:t>Sole proprietor since September 2026</w:t>
       </w:r>
     </w:p>
     <w:p>
@@ -147,7 +148,20 @@
         <w:ind w:left="245" w:hanging="173"/>
       </w:pPr>
       <w:r>
-        <w:t>Designed offline verification and 324 exhaustive terminal-state fixtures so teams can distinguish incorrect outputs from provider failures rather than rely on an agent's success claim.</w:t>
+        <w:t>Built Flywheel, a Python/Flutter AI workstation with Rowan orchestration, model routing, permission-checked tools, and a Windows installer with a bundled engine.</w:t>
+      </w:r>
+    </w:p>
+    <w:p>
+      <w:pPr>
+        <w:pStyle w:val="ListBullet"/>
+        <w:keepNext w:val="0"/>
+        <w:keepLines/>
+        <w:widowControl/>
+        <w:spacing w:before="0" w:after="60" w:line="252" w:lineRule="exact"/>
+        <w:ind w:left="245" w:hanging="173"/>
+      </w:pPr>
+      <w:r>
+        <w:t>Enumerated all 324 combinations of a defined evaluation record into seven verdicts, separating provider failures and missing evidence from model-quality scores.</w:t>
       </w:r>
     </w:p>
     <w:p>
@@ -238,7 +252,7 @@
         <w:ind w:left="245" w:hanging="173"/>
       </w:pPr>
       <w:r>
-        <w:t>Diagnosed Xbox connectivity problems across TCP/IP, DNS, NAT, firewalls, and routers; guided customers through resolutions and documented steps for consistent support handoffs.</w:t>
+        <w:t>Resolved Xbox connectivity problems across TCP/IP, DNS, NAT, firewalls, and routers; documented troubleshooting steps for consistent support handoffs.</w:t>
       </w:r>
     </w:p>
     <w:p>
@@ -263,7 +277,7 @@
         <w:ind w:left="245" w:hanging="173"/>
       </w:pPr>
       <w:r>
-        <w:t>Wrote implementation guides, API documentation, and release notes that translated technical changes into usable instructions for developers and customers.</w:t>
+        <w:t>Wrote implementation guides, API documentation, and release notes for developers and customers.</w:t>
       </w:r>
     </w:p>
     <w:p>
@@ -275,7 +289,7 @@
         <w:spacing w:before="120" w:after="60" w:line="280" w:lineRule="exact"/>
       </w:pPr>
       <w:r>
-        <w:t>Selected Open-Source Contributions</w:t>
+        <w:t>Selected Open-Source Contributions: 6 Merged</w:t>
       </w:r>
     </w:p>
     <w:p>
@@ -314,7 +328,7 @@
         <w:ind w:left="245" w:hanging="173"/>
       </w:pPr>
       <w:r>
-        <w:t>Voxwire #44: added offline WebSocket recording/replay tests, verifying saved audio and events without live provider dependencies. Merged.</w:t>
+        <w:t>Voxwire #44: added offline regression coverage for a six-event degraded voice turn, matching persisted audio and JSONL records to emitted events. Merged.</w:t>
       </w:r>
     </w:p>
     <w:p>
@@ -326,7 +340,18 @@
         <w:spacing w:before="120" w:after="60" w:line="280" w:lineRule="exact"/>
       </w:pPr>
       <w:r>
-        <w:t>Education</w:t>
+        <w:t>Credentials, Training, and Education</w:t>
+      </w:r>
+    </w:p>
+    <w:p>
+      <w:pPr>
+        <w:keepNext w:val="0"/>
+        <w:keepLines/>
+        <w:widowControl/>
+        <w:spacing w:before="0" w:after="60" w:line="252" w:lineRule="exact"/>
+      </w:pPr>
+      <w:r>
+        <w:t>Microsoft Applied Skills: cloud AI security, Entra identity/access, Azure storage security. Coursework: Linux Foundation Developing Secure Software (LFD121); advanced SC-100 application/data security and MCRA/MCSB; Anthropic advanced MCP; BlueDot Impact AGI Strategy. Full record: harperz9.github.io/cv.html.</w:t>
       </w:r>
     </w:p>
     <w:p>

--- a/career/Zain-Dana-Harper-Resume-Support-Developer-Operations-QA.docx
+++ b/career/Zain-Dana-Harper-Resume-Support-Developer-Operations-QA.docx
@@ -351,7 +351,7 @@
         <w:spacing w:before="0" w:after="60" w:line="252" w:lineRule="exact"/>
       </w:pPr>
       <w:r>
-        <w:t>Microsoft Applied Skills: cloud AI security, Entra identity/access, Azure storage security. Coursework: Linux Foundation Developing Secure Software (LFD121); advanced SC-100 application/data security and MCRA/MCSB; Anthropic advanced MCP; BlueDot Impact AGI Strategy. Full record: harperz9.github.io/cv.html.</w:t>
+        <w:t>Qualys Policy Audit certification. Microsoft Applied Skills: cloud AI security, Entra identity/access, Azure storage security. Coursework: Linux Foundation Developing Secure Software (LFD121); advanced SC-100 application/data security and MCRA/MCSB; Anthropic advanced MCP; BlueDot Impact AGI Strategy. Full record: harperz9.github.io/cv.html.</w:t>
       </w:r>
     </w:p>
     <w:p>

--- a/career/Zain-Dana-Harper-Resume-Support-Developer-Operations-QA.docx
+++ b/career/Zain-Dana-Harper-Resume-Support-Developer-Operations-QA.docx
@@ -351,7 +351,7 @@
         <w:spacing w:before="0" w:after="60" w:line="252" w:lineRule="exact"/>
       </w:pPr>
       <w:r>
-        <w:t>Qualys Policy Audit certification. Microsoft Applied Skills: cloud AI security, Entra identity/access, Azure storage security. Coursework: Linux Foundation Developing Secure Software (LFD121); advanced SC-100 application/data security and MCRA/MCSB; Anthropic advanced MCP; BlueDot Impact AGI Strategy. Full record: harperz9.github.io/cv.html.</w:t>
+        <w:t>Qualys Certified Specialist: Policy Audit; Custom Assessment and Remediation. Microsoft Applied Skills: cloud AI security, Entra identity/access, Azure storage security. Coursework: Linux Foundation Developing Secure Software (LFD121); advanced SC-100 application/data security and MCRA/MCSB; Anthropic advanced MCP; BlueDot Impact AGI Strategy. Full record: harperz9.github.io/cv.html.</w:t>
       </w:r>
     </w:p>
     <w:p>

--- a/career/Zain-Dana-Harper-Resume-Support-Developer-Operations-QA.docx
+++ b/career/Zain-Dana-Harper-Resume-Support-Developer-Operations-QA.docx
@@ -351,7 +351,7 @@
         <w:spacing w:before="0" w:after="60" w:line="252" w:lineRule="exact"/>
       </w:pPr>
       <w:r>
-        <w:t>Qualys Certified Specialist: Policy Audit; Custom Assessment and Remediation. Microsoft Applied Skills: cloud AI security, Entra identity/access, Azure storage security. Coursework: Linux Foundation Developing Secure Software (LFD121); advanced SC-100 application/data security and MCRA/MCSB; Anthropic advanced MCP; BlueDot Impact AGI Strategy. Full record: harperz9.github.io/cv.html.</w:t>
+        <w:t>Qualys Certified Specialist: Policy Audit, Custom Assessment and Remediation, VMDR. Microsoft Applied Skills: cloud AI security, Entra identity/access, Azure storage security. Coursework: LFD121 secure software; advanced SC-100 security architecture; Claude API, Claude Code, advanced MCP; BlueDot AGI Strategy. Full record: harperz9.github.io/cv.html.</w:t>
       </w:r>
     </w:p>
     <w:p>

--- a/career/Zain-Dana-Harper-Resume-Support-Developer-Operations-QA.docx
+++ b/career/Zain-Dana-Harper-Resume-Support-Developer-Operations-QA.docx
@@ -351,7 +351,7 @@
         <w:spacing w:before="0" w:after="60" w:line="252" w:lineRule="exact"/>
       </w:pPr>
       <w:r>
-        <w:t>Qualys Certified Specialist: Policy Audit, Custom Assessment and Remediation, VMDR. Microsoft Applied Skills: cloud AI security, Entra identity/access, Azure storage security. Coursework: LFD121 secure software; advanced SC-100 security architecture; Claude API, Claude Code, advanced MCP; BlueDot AGI Strategy. Full record: harperz9.github.io/cv.html.</w:t>
+        <w:t>Qualys Certified Specialist: Policy Audit, Custom Assessment and Remediation, VMDR, KCS. Microsoft Applied Skills: cloud AI security, Entra identity/access, Azure storage security. Coursework: LFD121 secure software; advanced SC-100 security architecture; Claude API, Claude Code, advanced MCP; BlueDot AGI Strategy. Full record: harperz9.github.io/cv.html.</w:t>
       </w:r>
     </w:p>
     <w:p>

--- a/career/Zain-Dana-Harper-Resume-Support-Developer-Operations-QA.docx
+++ b/career/Zain-Dana-Harper-Resume-Support-Developer-Operations-QA.docx
@@ -351,7 +351,7 @@
         <w:spacing w:before="0" w:after="60" w:line="252" w:lineRule="exact"/>
       </w:pPr>
       <w:r>
-        <w:t>Qualys Certified Specialist: Policy Audit, Custom Assessment and Remediation, VMDR, KCS, TotalCloud, EDR. Microsoft Applied Skills: cloud AI security, Entra identity/access, Azure storage security. Coursework: LFD121 secure software; advanced SC-100 security architecture; Claude API, Claude Code, advanced MCP; BlueDot AGI Strategy. Full record: harperz9.github.io/cv.html.</w:t>
+        <w:t>Qualys Certified Specialist: Policy Audit, Custom Assessment and Remediation, VMDR, KCS, TotalCloud, EDR. Microsoft Applied Skills: cloud AI security, Entra identity/access, Azure storage security. Cisco Ethical Hacker course certificate. Coursework: LFD121 secure software; advanced SC-100 security architecture; Claude API, Claude Code, advanced MCP; BlueDot AGI Strategy. Full record: harperz9.github.io/cv.html.</w:t>
       </w:r>
     </w:p>
     <w:p>

--- a/career/Zain-Dana-Harper-Resume-Support-Developer-Operations-QA.docx
+++ b/career/Zain-Dana-Harper-Resume-Support-Developer-Operations-QA.docx
@@ -351,7 +351,7 @@
         <w:spacing w:before="0" w:after="60" w:line="252" w:lineRule="exact"/>
       </w:pPr>
       <w:r>
-        <w:t>Qualys Certified Specialist: Policy Audit, Custom Assessment and Remediation, VMDR, KCS, TotalCloud, EDR. Microsoft Applied Skills: cloud AI security, Entra identity/access, Azure storage security. Cisco Ethical Hacker course certificate. Coursework: LFD121 secure software; advanced SC-100 security architecture; Claude API, Claude Code, advanced MCP; BlueDot AGI Strategy. Full record: harperz9.github.io/cv.html.</w:t>
+        <w:t>Qualys Certified Specialist: Policy Audit, Custom Assessment and Remediation, VMDR, KCS, TotalCloud, EDR. Microsoft Applied Skills: cloud AI security, Entra identity/access, Azure storage security, Azure DevOps pipeline security (95% assessment). Cisco Ethical Hacker course certificate. Coursework: LFD121 secure software; advanced SC-100 security architecture; Claude API, Claude Code, advanced MCP; BlueDot AGI Strategy. Full record: harperz9.github.io/cv.html.</w:t>
       </w:r>
     </w:p>
     <w:p>

--- a/career/Zain-Dana-Harper-Resume-Support-Developer-Operations-QA.docx
+++ b/career/Zain-Dana-Harper-Resume-Support-Developer-Operations-QA.docx
@@ -351,7 +351,7 @@
         <w:spacing w:before="0" w:after="60" w:line="252" w:lineRule="exact"/>
       </w:pPr>
       <w:r>
-        <w:t>Qualys Certified Specialist: Policy Audit, Custom Assessment and Remediation, VMDR, KCS, TotalCloud, EDR. Microsoft Applied Skills: cloud AI security, Entra identity/access, Azure storage security, Azure DevOps pipeline security (95% assessment). Cisco Ethical Hacker course certificate. Coursework: LFD121 secure software; advanced SC-100 security architecture; Claude API, Claude Code, advanced MCP; BlueDot AGI Strategy. Full record: harperz9.github.io/cv.html.</w:t>
+        <w:t>Qualys Certified Specialist: Policy Audit, Custom Assessment and Remediation, VMDR, KCS, TotalCloud, EDR. Microsoft Applied Skills: cloud AI security, Entra identity/access, Azure storage security, Azure DevOps pipeline security (95% assessment). Cisco Ethical Hacker course certificate. Coursework: Google SecOps; LFD121 secure software; advanced SC-100 security architecture; Claude API, Claude Code, advanced MCP; BlueDot AGI Strategy. Full record: harperz9.github.io/cv.html.</w:t>
       </w:r>
     </w:p>
     <w:p>

--- a/career/Zain-Dana-Harper-Resume-Support-Developer-Operations-QA.docx
+++ b/career/Zain-Dana-Harper-Resume-Support-Developer-Operations-QA.docx
@@ -63,7 +63,7 @@
         <w:spacing w:before="120" w:after="60" w:line="280" w:lineRule="exact"/>
       </w:pPr>
       <w:r>
-        <w:t>Professional Summary</w:t>
+        <w:t>Summary</w:t>
       </w:r>
     </w:p>
     <w:p>
@@ -74,7 +74,7 @@
         <w:spacing w:before="0" w:after="60" w:line="252" w:lineRule="exact"/>
       </w:pPr>
       <w:r>
-        <w:t>Systems engineer who turns reported failures into reproducible tests, usable fixes, and clear customer guidance. Combines independently shipped software and accepted upstream contributions with Xbox networking support and eleven years of client-facing field operations.</w:t>
+        <w:t>Self-directed software builder transitioning from eleven years of full-time arboriculture. Turns reported failures into reproducible tests and usable fixes; combines released personal projects with technical support and customer-facing field operations.</w:t>
       </w:r>
     </w:p>
     <w:p>
@@ -109,19 +109,7 @@
         <w:spacing w:before="120" w:after="60" w:line="280" w:lineRule="exact"/>
       </w:pPr>
       <w:r>
-        <w:t>Professional Experience</w:t>
-      </w:r>
-    </w:p>
-    <w:p>
-      <w:pPr>
-        <w:pStyle w:val="Heading2"/>
-        <w:keepNext/>
-        <w:keepLines/>
-        <w:widowControl/>
-        <w:spacing w:before="100" w:after="40" w:line="256" w:lineRule="exact"/>
-      </w:pPr>
-      <w:r>
-        <w:t>Independent Systems Engineer | Independent practice | 2023 to Present</w:t>
+        <w:t>Self-Directed Projects</w:t>
       </w:r>
     </w:p>
     <w:p>
@@ -135,7 +123,7 @@
         <w:rPr>
           <w:sz w:val="21"/>
         </w:rPr>
-        <w:t>Sole proprietor since September 2026</w:t>
+        <w:t>About 13 years self-directed | Career transition began June 2026</w:t>
       </w:r>
     </w:p>
     <w:p>
@@ -175,6 +163,43 @@
       </w:pPr>
       <w:r>
         <w:t>Built Articulate writing tools and Accountable Surface approval and verification interfaces; supplied inspectable reports and action records for troubleshooting and review.</w:t>
+      </w:r>
+    </w:p>
+    <w:p>
+      <w:pPr>
+        <w:pStyle w:val="Heading2"/>
+        <w:keepNext/>
+        <w:keepLines/>
+        <w:widowControl/>
+        <w:spacing w:before="100" w:after="40" w:line="256" w:lineRule="exact"/>
+      </w:pPr>
+      <w:r>
+        <w:t>Freelance Technical Writer | Independent projects | Began 2017</w:t>
+      </w:r>
+    </w:p>
+    <w:p>
+      <w:pPr>
+        <w:pStyle w:val="ListBullet"/>
+        <w:keepNext w:val="0"/>
+        <w:keepLines/>
+        <w:widowControl/>
+        <w:spacing w:before="0" w:after="60" w:line="252" w:lineRule="exact"/>
+        <w:ind w:left="245" w:hanging="173"/>
+      </w:pPr>
+      <w:r>
+        <w:t>Wrote implementation guides, API documentation, and release notes for developers and customers.</w:t>
+      </w:r>
+    </w:p>
+    <w:p>
+      <w:pPr>
+        <w:pStyle w:val="Heading1"/>
+        <w:keepNext/>
+        <w:keepLines/>
+        <w:widowControl/>
+        <w:spacing w:before="120" w:after="60" w:line="280" w:lineRule="exact"/>
+      </w:pPr>
+      <w:r>
+        <w:t>Employment</w:t>
       </w:r>
     </w:p>
     <w:p>
@@ -253,31 +278,6 @@
       </w:pPr>
       <w:r>
         <w:t>Resolved Xbox connectivity problems across TCP/IP, DNS, NAT, firewalls, and routers; documented troubleshooting steps for consistent support handoffs.</w:t>
-      </w:r>
-    </w:p>
-    <w:p>
-      <w:pPr>
-        <w:pStyle w:val="Heading2"/>
-        <w:keepNext/>
-        <w:keepLines/>
-        <w:widowControl/>
-        <w:spacing w:before="100" w:after="40" w:line="256" w:lineRule="exact"/>
-      </w:pPr>
-      <w:r>
-        <w:t>Freelance Technical Writer | Independent projects | Began 2017</w:t>
-      </w:r>
-    </w:p>
-    <w:p>
-      <w:pPr>
-        <w:pStyle w:val="ListBullet"/>
-        <w:keepNext w:val="0"/>
-        <w:keepLines/>
-        <w:widowControl/>
-        <w:spacing w:before="0" w:after="60" w:line="252" w:lineRule="exact"/>
-        <w:ind w:left="245" w:hanging="173"/>
-      </w:pPr>
-      <w:r>
-        <w:t>Wrote implementation guides, API documentation, and release notes for developers and customers.</w:t>
       </w:r>
     </w:p>
     <w:p>

--- a/career/Zain-Dana-Harper-Resume-Support-Developer-Operations-QA.docx
+++ b/career/Zain-Dana-Harper-Resume-Support-Developer-Operations-QA.docx
@@ -63,7 +63,7 @@
         <w:spacing w:before="120" w:after="60" w:line="280" w:lineRule="exact"/>
       </w:pPr>
       <w:r>
-        <w:t>Professional Summary</w:t>
+        <w:t>Summary</w:t>
       </w:r>
     </w:p>
     <w:p>
@@ -74,7 +74,7 @@
         <w:spacing w:before="0" w:after="60" w:line="252" w:lineRule="exact"/>
       </w:pPr>
       <w:r>
-        <w:t>Systems engineer who turns reported failures into reproducible tests, usable fixes, and clear customer guidance. Combines independently shipped software and accepted upstream contributions with Xbox networking support and eleven years of client-facing field operations.</w:t>
+        <w:t>Self-directed software builder transitioning from eleven years of full-time arboriculture. Turns reported failures into reproducible tests and usable fixes; combines released personal projects with technical support and customer-facing field operations.</w:t>
       </w:r>
     </w:p>
     <w:p>
@@ -109,19 +109,7 @@
         <w:spacing w:before="120" w:after="60" w:line="280" w:lineRule="exact"/>
       </w:pPr>
       <w:r>
-        <w:t>Professional Experience</w:t>
-      </w:r>
-    </w:p>
-    <w:p>
-      <w:pPr>
-        <w:pStyle w:val="Heading2"/>
-        <w:keepNext/>
-        <w:keepLines/>
-        <w:widowControl/>
-        <w:spacing w:before="100" w:after="40" w:line="256" w:lineRule="exact"/>
-      </w:pPr>
-      <w:r>
-        <w:t>Independent Systems Engineer | Independent practice | 2023 to Present</w:t>
+        <w:t>Self-Directed Projects</w:t>
       </w:r>
     </w:p>
     <w:p>
@@ -135,7 +123,7 @@
         <w:rPr>
           <w:sz w:val="21"/>
         </w:rPr>
-        <w:t>Sole proprietor since September 2026</w:t>
+        <w:t>About 13 years self-directed | Career transition began June 2026</w:t>
       </w:r>
     </w:p>
     <w:p>
@@ -175,6 +163,43 @@
       </w:pPr>
       <w:r>
         <w:t>Built Articulate writing tools and Accountable Surface approval and verification interfaces; supplied inspectable reports and action records for troubleshooting and review.</w:t>
+      </w:r>
+    </w:p>
+    <w:p>
+      <w:pPr>
+        <w:pStyle w:val="Heading2"/>
+        <w:keepNext/>
+        <w:keepLines/>
+        <w:widowControl/>
+        <w:spacing w:before="100" w:after="40" w:line="256" w:lineRule="exact"/>
+      </w:pPr>
+      <w:r>
+        <w:t>Freelance Technical Writer | Independent projects | Began 2017</w:t>
+      </w:r>
+    </w:p>
+    <w:p>
+      <w:pPr>
+        <w:pStyle w:val="ListBullet"/>
+        <w:keepNext w:val="0"/>
+        <w:keepLines/>
+        <w:widowControl/>
+        <w:spacing w:before="0" w:after="60" w:line="252" w:lineRule="exact"/>
+        <w:ind w:left="245" w:hanging="173"/>
+      </w:pPr>
+      <w:r>
+        <w:t>Wrote implementation guides, API documentation, and release notes for developers and customers.</w:t>
+      </w:r>
+    </w:p>
+    <w:p>
+      <w:pPr>
+        <w:pStyle w:val="Heading1"/>
+        <w:keepNext/>
+        <w:keepLines/>
+        <w:widowControl/>
+        <w:spacing w:before="120" w:after="60" w:line="280" w:lineRule="exact"/>
+      </w:pPr>
+      <w:r>
+        <w:t>Employment</w:t>
       </w:r>
     </w:p>
     <w:p>
@@ -257,31 +282,6 @@
     </w:p>
     <w:p>
       <w:pPr>
-        <w:pStyle w:val="Heading2"/>
-        <w:keepNext/>
-        <w:keepLines/>
-        <w:widowControl/>
-        <w:spacing w:before="100" w:after="40" w:line="256" w:lineRule="exact"/>
-      </w:pPr>
-      <w:r>
-        <w:t>Freelance Technical Writer | Independent projects | Began 2017</w:t>
-      </w:r>
-    </w:p>
-    <w:p>
-      <w:pPr>
-        <w:pStyle w:val="ListBullet"/>
-        <w:keepNext w:val="0"/>
-        <w:keepLines/>
-        <w:widowControl/>
-        <w:spacing w:before="0" w:after="60" w:line="252" w:lineRule="exact"/>
-        <w:ind w:left="245" w:hanging="173"/>
-      </w:pPr>
-      <w:r>
-        <w:t>Wrote implementation guides, API documentation, and release notes for developers and customers.</w:t>
-      </w:r>
-    </w:p>
-    <w:p>
-      <w:pPr>
         <w:pStyle w:val="Heading1"/>
         <w:keepNext/>
         <w:keepLines/>
@@ -351,7 +351,7 @@
         <w:spacing w:before="0" w:after="60" w:line="252" w:lineRule="exact"/>
       </w:pPr>
       <w:r>
-        <w:t>Microsoft Applied Skills: cloud AI security, Entra identity/access, Azure storage security. Coursework: Linux Foundation Developing Secure Software (LFD121); advanced SC-100 application/data security and MCRA/MCSB; Anthropic advanced MCP; BlueDot Impact AGI Strategy. Full record: harperz9.github.io/cv.html.</w:t>
+        <w:t>Qualys Certified Specialist: Policy Audit, Custom Assessment and Remediation, VMDR, KCS, TotalCloud, EDR. Microsoft Applied Skills: cloud AI security, Entra identity/access, Azure storage security, Azure DevOps pipeline security (95% assessment). Cisco Ethical Hacker course certificate. Coursework: Google SecOps; LFD121 secure software; advanced SC-100 security architecture; Claude API, Claude Code, advanced MCP; BlueDot AGI Strategy. Full record: harperz9.github.io/cv.html.</w:t>
       </w:r>
     </w:p>
     <w:p>

--- a/career/Zain-Dana-Harper-Resume-Support-Developer-Operations-QA.docx
+++ b/career/Zain-Dana-Harper-Resume-Support-Developer-Operations-QA.docx
@@ -136,7 +136,7 @@
         <w:ind w:left="245" w:hanging="173"/>
       </w:pPr>
       <w:r>
-        <w:t>Built Flywheel, a Python/Flutter AI workstation with Rowan orchestration, model routing, permission-checked tools, and a Windows installer with a bundled engine.</w:t>
+        <w:t>Built Flywheel, a Python/Flutter AI workstation installable from PyPI, Homebrew, Scoop, or a Windows installer, with Rowan orchestration, model routing, and permission-checked tools.</w:t>
       </w:r>
     </w:p>
     <w:p>
@@ -162,7 +162,7 @@
         <w:ind w:left="245" w:hanging="173"/>
       </w:pPr>
       <w:r>
-        <w:t>Built Articulate writing tools and Accountable Surface approval and verification interfaces; supplied inspectable reports and action records for troubleshooting and review.</w:t>
+        <w:t>Built Articulate writing tools, Accountable Surface approval interfaces, and the Daylight Commons browser extension; each supplies inspectable reports and records for troubleshooting and review.</w:t>
       </w:r>
     </w:p>
     <w:p>

--- a/career/Zain-Dana-Harper-Resume-Support-Developer-Operations-QA.docx
+++ b/career/Zain-Dana-Harper-Resume-Support-Developer-Operations-QA.docx
@@ -74,7 +74,7 @@
         <w:spacing w:before="0" w:after="60" w:line="252" w:lineRule="exact"/>
       </w:pPr>
       <w:r>
-        <w:t>Self-directed software builder transitioning from eleven years of full-time arboriculture. Turns reported failures into reproducible tests and usable fixes; combines released personal projects with technical support and customer-facing field operations.</w:t>
+        <w:t>Self-directed software builder after eleven years of full-time arboriculture. Turns reported failures into reproducible tests and fixes, backed by technical support and customer-facing field work.</w:t>
       </w:r>
     </w:p>
     <w:p>
@@ -162,7 +162,20 @@
         <w:ind w:left="245" w:hanging="173"/>
       </w:pPr>
       <w:r>
-        <w:t>Built Articulate writing tools, Accountable Surface approval interfaces, and the Daylight Commons browser extension; each supplies inspectable reports and records for troubleshooting and review.</w:t>
+        <w:t>Built Articulate writing tools, Accountable Surface approval interfaces, and Daylight Commons 3.1.0, a browser extension with signed, reproducible releases.</w:t>
+      </w:r>
+    </w:p>
+    <w:p>
+      <w:pPr>
+        <w:pStyle w:val="ListBullet"/>
+        <w:keepNext w:val="0"/>
+        <w:keepLines/>
+        <w:widowControl/>
+        <w:spacing w:before="0" w:after="60" w:line="252" w:lineRule="exact"/>
+        <w:ind w:left="245" w:hanging="173"/>
+      </w:pPr>
+      <w:r>
+        <w:t>Released and updated Elder ENB, a Skyrim lighting preset: 996,649 downloads on Nexus Mods, 2024 to 2026.</w:t>
       </w:r>
     </w:p>
     <w:p>
@@ -289,7 +302,7 @@
         <w:spacing w:before="120" w:after="60" w:line="280" w:lineRule="exact"/>
       </w:pPr>
       <w:r>
-        <w:t>Selected Open-Source Contributions: 6 Merged</w:t>
+        <w:t>Open-Source Contributions: 37 Merged in 30 Repositories</w:t>
       </w:r>
     </w:p>
     <w:p>

--- a/career/Zain-Dana-Harper-Resume-Support-Developer-Operations-QA.docx
+++ b/career/Zain-Dana-Harper-Resume-Support-Developer-Operations-QA.docx
@@ -74,7 +74,7 @@
         <w:spacing w:before="0" w:after="60" w:line="252" w:lineRule="exact"/>
       </w:pPr>
       <w:r>
-        <w:t>Self-directed software builder after eleven years of full-time arboriculture. Turns reported failures into reproducible tests and fixes, backed by technical support and customer-facing field work.</w:t>
+        <w:t>Self-directed software builder after eleven years of full-time arboriculture; turns reported failures into reproducible tests. Flagship projects aim to make checking cheap.</w:t>
       </w:r>
     </w:p>
     <w:p>
@@ -136,7 +136,7 @@
         <w:ind w:left="245" w:hanging="173"/>
       </w:pPr>
       <w:r>
-        <w:t>Built Flywheel, a Python/Flutter AI workstation installable from PyPI, Homebrew, Scoop, or a Windows installer, with Rowan orchestration, model routing, and permission-checked tools.</w:t>
+        <w:t>Built Flywheel, a Python/Flutter AI workstation on PyPI, Homebrew, Scoop and a Windows installer, with permission-checked tools.</w:t>
       </w:r>
     </w:p>
     <w:p>

--- a/career/Zain-Dana-Harper-Resume-Support-Developer-Operations-QA.docx
+++ b/career/Zain-Dana-Harper-Resume-Support-Developer-Operations-QA.docx
@@ -74,7 +74,7 @@
         <w:spacing w:before="0" w:after="60" w:line="252" w:lineRule="exact"/>
       </w:pPr>
       <w:r>
-        <w:t>Self-directed software builder after eleven years of full-time arboriculture; turns reported failures into reproducible tests. Flagship projects aim to make checking cheap.</w:t>
+        <w:t>Self-directed software builder after eleven years of full-time arboriculture; turns reported failures into reproducible tests.</w:t>
       </w:r>
     </w:p>
     <w:p>
@@ -162,7 +162,7 @@
         <w:ind w:left="245" w:hanging="173"/>
       </w:pPr>
       <w:r>
-        <w:t>Built Articulate writing tools, Accountable Surface approval interfaces, and Daylight Commons 3.1.0, a browser extension with signed, reproducible releases.</w:t>
+        <w:t>Built Articulate, a prose checker on PyPI; Accountable Surface approval interfaces; and Daylight Commons 3.2.2, a browser extension that shows the sources behind social media replies.</w:t>
       </w:r>
     </w:p>
     <w:p>

--- a/career/Zain-Dana-Harper-Resume-Support-Developer-Operations-QA.docx
+++ b/career/Zain-Dana-Harper-Resume-Support-Developer-Operations-QA.docx
@@ -162,7 +162,7 @@
         <w:ind w:left="245" w:hanging="173"/>
       </w:pPr>
       <w:r>
-        <w:t>Built Articulate, a prose checker on PyPI; Accountable Surface approval interfaces; and Daylight Commons 3.2.2, a browser extension that shows the sources behind social media replies.</w:t>
+        <w:t>Built Articulate, a prose checker on PyPI; Accountable Surface approval interfaces; and Daylight Commons 3.2.2 (now CMMNS), a browser extension that shows the sources behind social media replies.</w:t>
       </w:r>
     </w:p>
     <w:p>
